--- a/assets/downloads-editie-6/editie6_aflevering-02-pareto-top12.docx
+++ b/assets/downloads-editie-6/editie6_aflevering-02-pareto-top12.docx
@@ -50,11 +50,6 @@
         </w:rPr>
         <w:t xml:space="preserve">De Pareto</w:t>
       </w:r>
-    </w:p>
-    <w:p>
-      <w:pPr>
-        <w:pStyle w:val="BodyText"/>
-      </w:pPr>
     </w:p>
     <w:p>
       <w:pPr>

--- a/assets/downloads-editie-6/editie6_aflevering-02-pareto-top12.docx
+++ b/assets/downloads-editie-6/editie6_aflevering-02-pareto-top12.docx
@@ -20,7 +20,7 @@
           <w:i/>
           <w:iCs/>
         </w:rPr>
-        <w:t xml:space="preserve">Twaalf groepen leveren samen tachtig procent van alle blokkade tegen Nova Democratia. De Pareto‐analyse, toegepast op politieke tegenstand.</w:t>
+        <w:t xml:space="preserve">Twaalf groepen leveren samen tachtig procent van alle blokkade tegen Nova Democratia. De Pareto‐analyse, toegepast op politieke traagheid.</w:t>
       </w:r>
     </w:p>
     <w:p>
@@ -28,7 +28,7 @@
         <w:pStyle w:val="BodyText"/>
       </w:pPr>
       <w:r>
-        <w:t xml:space="preserve">De klassieke Pareto‐analyse rangschikt oorzaken op frequentie. Voor een politieke transitie is frequentie zinloos. Wat telt is blokkademacht: het vermogen van een tegenstander om de transitie juridisch, electoraal of operationeel te stoppen. Daarom werken wij met drie wegingsfactoren per tegenstander, vermenigvuldigd tot een score tussen een en duizend.</w:t>
+        <w:t xml:space="preserve">De klassieke Pareto‐analyse rangschikt oorzaken op frequentie. Voor een politieke transitie is frequentie zinloos. Wat telt is remwicht: het vermogen van een schakel-met-traagheid om de transitie juridisch, electoraal of operationeel te stoppen. Daarom werken wij met drie wegingsfactoren per schakel-met-traagheid, vermenigvuldigd tot een score tussen een en duizend.</w:t>
       </w:r>
     </w:p>
     <w:p>
@@ -36,7 +36,7 @@
         <w:pStyle w:val="BodyText"/>
       </w:pPr>
       <w:r>
-        <w:t xml:space="preserve">Intensiteit — hoe hard verzet de groep zich. Existentieel verlies scoort tien, principieel ongemak twee. Machtshefboom — kan de groep de stap juridisch, electoraal of operationeel stoppen. Vetorecht is tien, alleen publieke kritiek is twee. Uithoudingsvermogen — hoe lang kan de groep blokkeren. Institutioneel verankerd is tien, eenmalige campagne is twee. De drie factoren samen leveren de blokkadescore.</w:t>
+        <w:t xml:space="preserve">Intensiteit — hoe hard verzet de groep zich. Existentieel verlies scoort tien, principieel ongemak twee. Machtshefboom — kan de groep de stap juridisch, electoraal of operationeel stoppen. Vetorecht is tien, alleen publieke kritiek is twee. Uithoudingsvermogen — hoe lang kan de groep blokkeren. Institutioneel verankerd is tien, eenmalige campagne is twee. De drie factoren samen leveren de traagheidsscore.</w:t>
       </w:r>
     </w:p>
     <w:p>
@@ -120,7 +120,7 @@
         <w:pStyle w:val="BodyText"/>
       </w:pPr>
       <w:r>
-        <w:t xml:space="preserve">Zittende partijen scoren in fase nul (zeshonderdachtenveertig op bestaansrecht) en fase drie (achthonderdtien op agendamonopolie) — samen veertienhonderdachtenvijftig punten. Het is de enige tegenstander die op twee plekken hoog scoort. Implicatie: zonder een eigen electoraal vehikel voor Nova Democratia is de transitie kansloos. Geen bestaande partij heeft de prikkel om dit te dragen — partijdemocratie wordt door Nova Democratia gerelativeerd tot een instrument, niet langer de grondslag.</w:t>
+        <w:t xml:space="preserve">Zittende partijen scoren in fase nul (zeshonderdachtenveertig op bestaansrecht) en fase drie (achthonderdtien op agendamonopolie) — samen veertienhonderdachtenvijftig punten. Het is de enige schakel-met-traagheid die op twee plekken hoog scoort. Implicatie: zonder een eigen electoraal vehikel voor Nova Democratia is de transitie kansloos. Geen bestaande partij heeft de prikkel om dit te dragen — partijdemocratie wordt door Nova Democratia gerelativeerd tot een instrument, niet langer de grondslag.</w:t>
       </w:r>
     </w:p>
     <w:p>
@@ -132,7 +132,7 @@
           <w:i/>
           <w:iCs/>
         </w:rPr>
-        <w:t xml:space="preserve">Twaalf groepen leveren tachtig procent van de blokkademacht. Daar moet alle strategische energie naartoe.</w:t>
+        <w:t xml:space="preserve">Twaalf groepen leveren tachtig procent van de remwicht. Daar moet alle strategische energie naartoe.</w:t>
       </w:r>
     </w:p>
     <w:p>
@@ -152,7 +152,7 @@
         <w:pStyle w:val="BodyText"/>
       </w:pPr>
       <w:r>
-        <w:t xml:space="preserve">De methode is bewust ingenieursachtig. Niet om kritiek te smoren, maar om strategie te kunnen maken. Wie alle tegenstand gelijk weegt, plant slecht. Wie alleen frequentie meet, vergeet machtshefboom. Wie alleen machtshefboom meet, vergeet uithoudingsvermogen. Pas de combinatie van drie geeft een werkbare prioritering.</w:t>
+        <w:t xml:space="preserve">De methode is bewust ingenieursachtig. Niet om kritiek te smoren, maar om strategie te kunnen maken. Wie alle traagheid gelijk weegt, plant slecht. Wie alleen frequentie meet, vergeet machtshefboom. Wie alleen machtshefboom meet, vergeet uithoudingsvermogen. Pas de combinatie van drie geeft een werkbare prioritering.</w:t>
       </w:r>
     </w:p>
     <w:p>
@@ -160,7 +160,7 @@
         <w:pStyle w:val="BodyText"/>
       </w:pPr>
       <w:r>
-        <w:t xml:space="preserve">De volgende aflevering toont wat publieke ordeclassificatie met deze cijfers doet. Het antwoord is verrassend krachtig: de totale blokkademacht kan worden gehalveerd zonder dat een enkel inhoudelijk argument is bestreden.</w:t>
+        <w:t xml:space="preserve">De volgende aflevering toont wat publieke ordeclassificatie met deze cijfers doet. Het antwoord is verrassend krachtig: de totale remwicht kan worden gehalveerd zonder dat een enkel inhoudelijk argument is bestreden.</w:t>
       </w:r>
     </w:p>
     <w:p>
